--- a/Fonte_Sigilosa/대본/8부/11화_O_STF_decide.docx
+++ b/Fonte_Sigilosa/대본/8부/11화_O_STF_decide.docx
@@ -284,7 +284,7 @@
           <w:color w:val="808080"/>
           <w:sz w:val="18"/>
         </w:rPr>
-        <w:t>밤새 여기 위층에서 연습하던데요. 제가 아래층에서 다 들었대요.</w:t>
+        <w:t>밤새 여기 위층에서 연습하던데요. 제 아저씨가 아래층에서 다 들었대요.</w:t>
       </w:r>
     </w:p>
     <w:p>
@@ -3867,7 +3867,7 @@
           <w:color w:val="808080"/>
           <w:sz w:val="18"/>
         </w:rPr>
-        <w:t>안 먹으면 여섯 번째 표에서 쓰러져요. 받아요. 제가 보낸 파스텔.</w:t>
+        <w:t>안 먹으면 여섯 번째 표에서 쓰러져요. 받아요. 제 아저씨가 보낸 파스텔.</w:t>
       </w:r>
     </w:p>
     <w:p>
